--- a/seminars/course-2026-04/overview.docx
+++ b/seminars/course-2026-04/overview.docx
@@ -26,7 +26,7 @@
         <w:t xml:space="preserve">2026-04-20</w:t>
       </w:r>
     </w:p>
-    <w:bookmarkStart w:id="20" w:name="course-overview"/>
+    <w:bookmarkStart w:id="9" w:name="course-overview"/>
     <w:p>
       <w:pPr>
         <w:pStyle w:val="Heading2"/>
@@ -718,8 +718,8 @@
         <w:t xml:space="preserve">assessing the course completion.</w:t>
       </w:r>
     </w:p>
-    <w:bookmarkEnd w:id="20"/>
-    <w:bookmarkStart w:id="26" w:name="detailed-plan"/>
+    <w:bookmarkEnd w:id="9"/>
+    <w:bookmarkStart w:id="15" w:name="detailed-plan"/>
     <w:p>
       <w:pPr>
         <w:pStyle w:val="Heading2"/>
@@ -728,7 +728,7 @@
         <w:t xml:space="preserve">Detailed plan</w:t>
       </w:r>
     </w:p>
-    <w:bookmarkStart w:id="22" w:name="prerequisites"/>
+    <w:bookmarkStart w:id="11" w:name="prerequisites"/>
     <w:p>
       <w:pPr>
         <w:pStyle w:val="Heading3"/>
@@ -814,7 +814,7 @@
       <w:r>
         <w:t xml:space="preserve"> </w:t>
       </w:r>
-      <w:hyperlink r:id="rId21">
+      <w:hyperlink r:id="rId10">
         <w:r>
           <w:rPr>
             <w:rStyle w:val="Hyperlink"/>
@@ -829,8 +829,8 @@
         <w:t xml:space="preserve">for any issues related to GitHub account setup, access to GitHub Copilot.</w:t>
       </w:r>
     </w:p>
-    <w:bookmarkEnd w:id="22"/>
-    <w:bookmarkStart w:id="23" w:name="X1c02ad038227b47561f2aa17d3815c925975cb4"/>
+    <w:bookmarkEnd w:id="11"/>
+    <w:bookmarkStart w:id="12" w:name="X1c02ad038227b47561f2aa17d3815c925975cb4"/>
     <w:p>
       <w:pPr>
         <w:pStyle w:val="Heading3"/>
@@ -1014,8 +1014,8 @@
         <w:t xml:space="preserve">Q&amp;A and discussion.</w:t>
       </w:r>
     </w:p>
-    <w:bookmarkEnd w:id="23"/>
-    <w:bookmarkStart w:id="24" w:name="X6b6c5e787de3f28200b4dfaab43a6ad22fc5981"/>
+    <w:bookmarkEnd w:id="12"/>
+    <w:bookmarkStart w:id="13" w:name="X6b6c5e787de3f28200b4dfaab43a6ad22fc5981"/>
     <w:p>
       <w:pPr>
         <w:pStyle w:val="Heading3"/>
@@ -1137,8 +1137,8 @@
         <w:t xml:space="preserve">Trying a different language: R or Python instead of Stata with AI assistance.</w:t>
       </w:r>
     </w:p>
-    <w:bookmarkEnd w:id="24"/>
-    <w:bookmarkStart w:id="25" w:name="Xab400598c2633f3d23a694192efe929a4fe9a7c"/>
+    <w:bookmarkEnd w:id="13"/>
+    <w:bookmarkStart w:id="14" w:name="Xab400598c2633f3d23a694192efe929a4fe9a7c"/>
     <w:p>
       <w:pPr>
         <w:pStyle w:val="Heading3"/>
@@ -1304,8 +1304,8 @@
         <w:t xml:space="preserve">Q&amp;A and discussion.</w:t>
       </w:r>
     </w:p>
-    <w:bookmarkEnd w:id="25"/>
-    <w:bookmarkEnd w:id="26"/>
+    <w:bookmarkEnd w:id="14"/>
+    <w:bookmarkEnd w:id="15"/>
     <w:sectPr>
       <w:footnotePr>
         <w:numRestart w:val="eachSect"/>
@@ -1584,10 +1584,10 @@
   <w:docDefaults>
     <w:rPrDefault>
       <w:rPr>
-        <w:rFonts w:asciiTheme="minorHAnsi" w:cstheme="minorBidi" w:eastAsiaTheme="minorHAnsi" w:hAnsiTheme="minorHAnsi"/>
+        <w:rFonts w:asciiTheme="minorHAnsi" w:cstheme="minorBidi" w:eastAsiaTheme="minorEastAsia" w:hAnsiTheme="minorHAnsi"/>
         <w:sz w:val="24"/>
         <w:szCs w:val="24"/>
-        <w:lang w:bidi="ar-SA" w:eastAsia="en-US" w:val="en-US"/>
+        <w:lang w:bidi="ar-SA" w:eastAsia="zh-CN" w:val="en-US"/>
       </w:rPr>
     </w:rPrDefault>
     <w:pPrDefault>
@@ -2128,13 +2128,6 @@
       </w:tblCellMar>
     </w:tblPr>
     <w:tblStylePr w:type="firstRow">
-      <w:tblPr>
-        <w:jc w:val="left"/>
-        <w:tblInd w:type="dxa" w:w="0"/>
-      </w:tblPr>
-      <w:trPr>
-        <w:jc w:val="left"/>
-      </w:trPr>
       <w:tcPr>
         <w:tcBorders>
           <w:bottom w:val="single"/>
